--- a/public/contracts/zhuzuo.docx
+++ b/public/contracts/zhuzuo.docx
@@ -376,6 +376,20 @@
     <w:p>
       <w:pPr>
         <w:pStyle w:val="000001"/>
+        <w:pBdr/>
+        <w:spacing w:line="360" w:lineRule="exact"/>
+        <w:ind w:firstLine="207" w:firstLineChars="98"/>
+        <w:rPr>
+          <w:rFonts w:hint="eastAsia" w:ascii="宋体" w:hAnsi="宋体"/>
+          <w:b w:val="false"/>
+          <w:bCs/>
+          <w:szCs w:val="21"/>
+        </w:rPr>
+      </w:pPr>
+    </w:p>
+    <w:p>
+      <w:pPr>
+        <w:pStyle w:val="000001"/>
         <w:spacing w:line="360" w:lineRule="exact"/>
         <w:ind w:firstLine="207" w:firstLineChars="98"/>
         <w:rPr>
@@ -393,6 +407,10 @@
         <w:keepLines w:val="false"/>
         <w:widowControl/>
         <w:suppressLineNumbers w:val="false"/>
+        <w:pBdr>
+          <w:bottom/>
+        </w:pBdr>
+        <w:ind/>
         <w:jc w:val="left"/>
         <w:rPr>
           <w:b w:val="false"/>
@@ -446,27 +464,7 @@
           <w:szCs w:val="21"/>
           <w:lang w:val="en-US" w:eastAsia="zh-CN"/>
         </w:rPr>
-        <w:t xml:space="preserve">    </w:t>
-      </w:r>
-      <w:r>
-        <w:rPr>
-          <w:rFonts w:hint="eastAsia" w:ascii="仿宋" w:hAnsi="仿宋" w:eastAsia="仿宋"/>
-          <w:b w:val="false"/>
-          <w:bCs/>
-          <w:sz w:val="22"/>
-          <w:szCs w:val="21"/>
-        </w:rPr>
-        <w:t>{%myImage}</w:t>
-      </w:r>
-      <w:r>
-        <w:rPr>
-          <w:rFonts w:hint="eastAsia" w:ascii="宋体" w:hAnsi="宋体"/>
-          <w:b w:val="false"/>
-          <w:bCs/>
-          <w:szCs w:val="21"/>
-          <w:lang w:val="en-US" w:eastAsia="zh-CN"/>
-        </w:rPr>
-        <w:t xml:space="preserve">                                          </w:t>
+        <w:t xml:space="preserve">                                           </w:t>
       </w:r>
     </w:p>
     <w:p>
@@ -2183,11 +2181,11 @@
       </w:r>
     </w:p>
     <w:sectPr>
+      <w:headerReference r:id="rId4" w:type="even"/>
       <w:headerReference r:id="rId5" w:type="default"/>
       <w:headerReference r:id="rId3" w:type="first"/>
-      <w:headerReference r:id="rId4" w:type="even"/>
+      <w:footerReference r:id="rId6" w:type="first"/>
       <w:footerReference r:id="rId7" w:type="even"/>
-      <w:footerReference r:id="rId6" w:type="first"/>
       <w:type w:val="nextPage"/>
       <w:pgSz w:w="11906" w:h="16838"/>
       <w:pgMar w:top="720" w:right="720" w:bottom="720" w:left="720" w:header="851" w:footer="851" w:gutter="0"/>
@@ -2346,17 +2344,33 @@
       <w:pPr/>
     </w:pPrDefault>
   </w:docDefaults>
-  <w:style w:type="table" w:styleId="000005">
-    <w:name w:val="Normal Table"/>
-    <w:next w:val="000005"/>
+  <w:style w:type="paragraph" w:styleId="000006">
+    <w:name w:val="Body Text Indent"/>
+    <w:basedOn w:val="000001"/>
+    <w:next w:val="000006"/>
     <w:link w:val="000001"/>
-    <w:semiHidden/>
+    <w:pPr>
+      <w:ind w:firstLine="420" w:firstLineChars="200"/>
+    </w:pPr>
   </w:style>
-  <w:style w:type="character" w:styleId="000004">
-    <w:name w:val="Default Paragraph Font"/>
-    <w:next w:val="000004"/>
+  <w:style w:type="paragraph" w:styleId="000002">
+    <w:name w:val="heading 3"/>
+    <w:basedOn w:val="000001"/>
+    <w:next w:val="000001"/>
     <w:link w:val="000001"/>
-    <w:semiHidden/>
+    <w:pPr>
+      <w:spacing w:before="100" w:beforeAutospacing="true" w:after="100" w:afterAutospacing="true"/>
+      <w:jc w:val="left"/>
+      <w:outlineLvl w:val="2"/>
+    </w:pPr>
+    <w:rPr>
+      <w:rFonts w:hint="eastAsia" w:ascii="宋体" w:hAnsi="宋体" w:eastAsia="宋体" w:cs="宋体"/>
+      <w:b/>
+      <w:kern w:val="0"/>
+      <w:sz w:val="27"/>
+      <w:szCs w:val="27"/>
+      <w:lang w:val="en-US" w:eastAsia="zh-CN" w:bidi="ar"/>
+    </w:rPr>
   </w:style>
   <w:style w:type="character" w:styleId="00000a">
     <w:name w:val="Hyperlink"/>
@@ -2366,6 +2380,34 @@
     <w:rPr>
       <w:color w:val="0000ff"/>
       <w:u w:val="single"/>
+    </w:rPr>
+  </w:style>
+  <w:style w:type="paragraph" w:styleId="000007">
+    <w:name w:val="Balloon Text"/>
+    <w:basedOn w:val="000001"/>
+    <w:next w:val="000007"/>
+    <w:link w:val="000001"/>
+    <w:semiHidden/>
+    <w:rPr>
+      <w:sz w:val="18"/>
+      <w:szCs w:val="18"/>
+    </w:rPr>
+  </w:style>
+  <w:style w:type="paragraph" w:styleId="000008">
+    <w:name w:val="footer"/>
+    <w:basedOn w:val="000001"/>
+    <w:next w:val="000008"/>
+    <w:link w:val="000001"/>
+    <w:pPr>
+      <w:tabs>
+        <w:tab w:val="center" w:leader="none" w:pos="4153"/>
+        <w:tab w:val="right" w:leader="none" w:pos="8306"/>
+      </w:tabs>
+      <w:jc w:val="left"/>
+    </w:pPr>
+    <w:rPr>
+      <w:sz w:val="18"/>
+      <w:szCs w:val="18"/>
     </w:rPr>
   </w:style>
   <w:style w:type="paragraph" w:styleId="000009">
@@ -2388,40 +2430,14 @@
       <w:szCs w:val="18"/>
     </w:rPr>
   </w:style>
-  <w:style w:type="paragraph" w:styleId="000002">
-    <w:name w:val="heading 3"/>
+  <w:style w:type="character" w:styleId="c19xcc">
+    <w:name w:val="caption"/>
     <w:basedOn w:val="000001"/>
-    <w:next w:val="000001"/>
-    <w:link w:val="000001"/>
-    <w:pPr>
-      <w:spacing w:before="100" w:beforeAutospacing="true" w:after="100" w:afterAutospacing="true"/>
-      <w:jc w:val="left"/>
-      <w:outlineLvl w:val="2"/>
-    </w:pPr>
+    <w:next w:val=""/>
+    <w:uiPriority w:val="9"/>
     <w:rPr>
-      <w:rFonts w:hint="eastAsia" w:ascii="宋体" w:hAnsi="宋体" w:eastAsia="宋体" w:cs="宋体"/>
-      <w:b/>
-      <w:kern w:val="0"/>
-      <w:sz w:val="27"/>
-      <w:szCs w:val="27"/>
-      <w:lang w:val="en-US" w:eastAsia="zh-CN" w:bidi="ar"/>
-    </w:rPr>
-  </w:style>
-  <w:style w:type="paragraph" w:styleId="000008">
-    <w:name w:val="footer"/>
-    <w:basedOn w:val="000001"/>
-    <w:next w:val="000008"/>
-    <w:link w:val="000001"/>
-    <w:pPr>
-      <w:tabs>
-        <w:tab w:val="center" w:leader="none" w:pos="4153"/>
-        <w:tab w:val="right" w:leader="none" w:pos="8306"/>
-      </w:tabs>
-      <w:jc w:val="left"/>
-    </w:pPr>
-    <w:rPr>
-      <w:sz w:val="18"/>
-      <w:szCs w:val="18"/>
+      <w:sz w:val="20"/>
+      <w:szCs w:val="20"/>
     </w:rPr>
   </w:style>
   <w:style w:type="character" w:styleId="00000b">
@@ -2446,12 +2462,17 @@
       <w:lang w:val="en-US" w:eastAsia="zh-CN" w:bidi="ar-SA"/>
     </w:rPr>
   </w:style>
-  <w:style w:type="paragraph" w:styleId="000007">
-    <w:name w:val="Balloon Text"/>
-    <w:basedOn w:val="000001"/>
-    <w:next w:val="000007"/>
+  <w:style w:type="character" w:styleId="000004">
+    <w:name w:val="Default Paragraph Font"/>
+    <w:next w:val="000004"/>
     <w:link w:val="000001"/>
     <w:semiHidden/>
+  </w:style>
+  <w:style w:type="character" w:styleId="00000c">
+    <w:name w:val="s1"/>
+    <w:basedOn w:val="000004"/>
+    <w:next w:val="00000c"/>
+    <w:link w:val="000001"/>
     <w:rPr>
       <w:sz w:val="18"/>
       <w:szCs w:val="18"/>
@@ -2476,24 +2497,11 @@
       <w:lang w:val="en-US" w:eastAsia="zh-CN" w:bidi="ar"/>
     </w:rPr>
   </w:style>
-  <w:style w:type="character" w:styleId="00000c">
-    <w:name w:val="s1"/>
-    <w:basedOn w:val="000004"/>
-    <w:next w:val="00000c"/>
+  <w:style w:type="table" w:styleId="000005">
+    <w:name w:val="Normal Table"/>
+    <w:next w:val="000005"/>
     <w:link w:val="000001"/>
-    <w:rPr>
-      <w:sz w:val="18"/>
-      <w:szCs w:val="18"/>
-    </w:rPr>
-  </w:style>
-  <w:style w:type="paragraph" w:styleId="000006">
-    <w:name w:val="Body Text Indent"/>
-    <w:basedOn w:val="000001"/>
-    <w:next w:val="000006"/>
-    <w:link w:val="000001"/>
-    <w:pPr>
-      <w:ind w:firstLine="420" w:firstLineChars="200"/>
-    </w:pPr>
+    <w:semiHidden/>
   </w:style>
 </w:styles>
 </file>